--- a/public/templates/command-center/Aurixa_Property_Acquisition_Recommendation_SAMPLE.docx
+++ b/public/templates/command-center/Aurixa_Property_Acquisition_Recommendation_SAMPLE.docx
@@ -526,7 +526,7 @@
         <w:keepLines/>
         <w:pageBreakBefore w:val="0"/>
         <w:widowControl w:val="1"/>
-        <w:spacing w:before="0" w:after="0" w:line="160" w:lineRule="exact"/>
+        <w:spacing w:before="0" w:after="0" w:line="3231" w:lineRule="exact"/>
       </w:pPr>
       <w:r>
         <w:rPr>
@@ -581,7 +581,7 @@
           </w:tcPr>
           <w:p>
             <w:pPr>
-              <w:keepNext w:val="0"/>
+              <w:keepNext/>
               <w:keepLines/>
               <w:pageBreakBefore w:val="0"/>
               <w:widowControl w:val="1"/>
@@ -622,7 +622,7 @@
           </w:tcPr>
           <w:p>
             <w:pPr>
-              <w:keepNext w:val="0"/>
+              <w:keepNext/>
               <w:keepLines/>
               <w:pageBreakBefore w:val="0"/>
               <w:widowControl w:val="1"/>
@@ -661,7 +661,7 @@
           </w:tcPr>
           <w:p>
             <w:pPr>
-              <w:keepNext w:val="0"/>
+              <w:keepNext/>
               <w:keepLines/>
               <w:pageBreakBefore w:val="0"/>
               <w:widowControl w:val="1"/>
@@ -702,7 +702,7 @@
           </w:tcPr>
           <w:p>
             <w:pPr>
-              <w:keepNext w:val="0"/>
+              <w:keepNext/>
               <w:keepLines/>
               <w:pageBreakBefore w:val="0"/>
               <w:widowControl w:val="1"/>
@@ -747,7 +747,7 @@
           </w:tcPr>
           <w:p>
             <w:pPr>
-              <w:keepNext w:val="0"/>
+              <w:keepNext/>
               <w:keepLines/>
               <w:pageBreakBefore w:val="0"/>
               <w:widowControl w:val="1"/>
@@ -788,7 +788,7 @@
           </w:tcPr>
           <w:p>
             <w:pPr>
-              <w:keepNext w:val="0"/>
+              <w:keepNext/>
               <w:keepLines/>
               <w:pageBreakBefore w:val="0"/>
               <w:widowControl w:val="1"/>
@@ -827,7 +827,7 @@
           </w:tcPr>
           <w:p>
             <w:pPr>
-              <w:keepNext w:val="0"/>
+              <w:keepNext/>
               <w:keepLines/>
               <w:pageBreakBefore w:val="0"/>
               <w:widowControl w:val="1"/>
@@ -868,7 +868,7 @@
           </w:tcPr>
           <w:p>
             <w:pPr>
-              <w:keepNext w:val="0"/>
+              <w:keepNext/>
               <w:keepLines/>
               <w:pageBreakBefore w:val="0"/>
               <w:widowControl w:val="1"/>
@@ -1059,13 +1059,13 @@
       <w:pPr>
         <w:keepNext w:val="0"/>
         <w:keepLines/>
-        <w:pageBreakBefore w:val="0"/>
+        <w:pageBreakBefore w:val="1"/>
         <w:widowControl w:val="1"/>
-        <w:spacing w:before="0" w:after="0"/>
+        <w:spacing w:before="0" w:after="0" w:line="20" w:lineRule="exact"/>
+        <w:rPr>
+          <w:sz w:val="2"/>
+        </w:rPr>
       </w:pPr>
-      <w:r>
-        <w:br w:type="page"/>
-      </w:r>
     </w:p>
     <w:tbl>
       <w:tblPr>
@@ -5188,21 +5188,9 @@
     </w:tbl>
     <w:p>
       <w:pPr>
-        <w:keepNext w:val="0"/>
-        <w:keepLines/>
-        <w:pageBreakBefore w:val="0"/>
-        <w:widowControl w:val="1"/>
-        <w:spacing w:before="0" w:after="0"/>
-      </w:pPr>
-      <w:r>
-        <w:br w:type="page"/>
-      </w:r>
-    </w:p>
-    <w:p>
-      <w:pPr>
         <w:keepNext/>
         <w:keepLines/>
-        <w:pageBreakBefore w:val="0"/>
+        <w:pageBreakBefore w:val="1"/>
         <w:widowControl w:val="1"/>
         <w:spacing w:before="0" w:after="60"/>
       </w:pPr>
